--- a/reports/Student#5/05 - Requirements - Student #5.docx
+++ b/reports/Student#5/05 - Requirements - Student #5.docx
@@ -656,7 +656,7 @@
                   <w:rPr>
                     <w:rFonts w:asciiTheme="majorHAnsi" w:hAnsiTheme="majorHAnsi" w:cstheme="majorHAnsi"/>
                   </w:rPr>
-                  <w:t>6</w:t>
+                  <w:t>8</w:t>
                 </w:r>
                 <w:r>
                   <w:rPr>
@@ -9321,6 +9321,7 @@
     <w:rsid w:val="00016842"/>
     <w:rsid w:val="000512E2"/>
     <w:rsid w:val="00061CE8"/>
+    <w:rsid w:val="000A1D33"/>
     <w:rsid w:val="000B367C"/>
     <w:rsid w:val="00102C48"/>
     <w:rsid w:val="00106A0C"/>
@@ -9371,6 +9372,7 @@
     <w:rsid w:val="00C63AB0"/>
     <w:rsid w:val="00CB72EA"/>
     <w:rsid w:val="00D9086A"/>
+    <w:rsid w:val="00DC7368"/>
     <w:rsid w:val="00DD75B9"/>
     <w:rsid w:val="00E04EE1"/>
     <w:rsid w:val="00E25325"/>
